--- a/_site/posts/2025-02-09-recursos-para-traducción-y-correccion/index.docx
+++ b/_site/posts/2025-02-09-recursos-para-traducción-y-correccion/index.docx
@@ -44,7 +44,7 @@
         <w:t xml:space="preserve"> </w:t>
       </w:r>
     </w:p>
-    <w:bookmarkStart w:id="20" w:name="title"/>
+    <w:bookmarkStart w:id="22" w:name="title"/>
     <w:p>
       <w:pPr>
         <w:pStyle w:val="Heading1"/>
@@ -93,8 +93,8 @@
         <w:t xml:space="preserve"> </w:t>
       </w:r>
     </w:p>
-    <w:bookmarkEnd w:id="20"/>
-    <w:bookmarkStart w:id="24" w:name="author-note"/>
+    <w:bookmarkEnd w:id="22"/>
+    <w:bookmarkStart w:id="26" w:name="author-note"/>
     <w:p>
       <w:pPr>
         <w:pStyle w:val="Heading1"/>
@@ -113,15 +113,15 @@
       <w:r>
         <w:t xml:space="preserve"> </w:t>
       </w:r>
-      <w:bookmarkStart w:id="21" w:name="orchid"/>
+      <w:bookmarkStart w:id="23" w:name="orchid"/>
       <w:r>
         <w:t xml:space="preserve">Orcid ID Logo: A green circle with white letters ID</w:t>
       </w:r>
-      <w:bookmarkEnd w:id="21"/>
+      <w:bookmarkEnd w:id="23"/>
       <w:r>
         <w:t xml:space="preserve"> </w:t>
       </w:r>
-      <w:hyperlink r:id="rId22">
+      <w:hyperlink r:id="rId24">
         <w:r>
           <w:rPr>
             <w:rStyle w:val="Hyperlink"/>
@@ -160,7 +160,7 @@
         <w:t xml:space="preserve">: </w:t>
       </w:r>
       <w:r>
-        <w:t xml:space="preserve">conceptualización y redacción</w:t>
+        <w:t xml:space="preserve">conceptualización, metodología, análisis formal, investigación, recursos, curación de datos, redacción, visualización, supervisión, y administración del proyecto</w:t>
       </w:r>
     </w:p>
     <w:p>
@@ -168,12 +168,12 @@
         <w:pStyle w:val="BodyText"/>
       </w:pPr>
       <w:r>
-        <w:t xml:space="preserve">La correspondencia relativa a este artículo debe dirigirse a Edison Achalma, Escuela Profesional de Economía, Universidad Nacional de San Cristóbal de Huamanga, Ayacucho, AYA, Perú, Email:</w:t>
+        <w:t xml:space="preserve">La correspondencia relativa a este artículo debe dirigirse a Edison Achalma, Escuela Profesional de Economía, Universidad Nacional de San Cristóbal de Huamanga, Portal Independencia N° 57, Ayacucho, AYA 5001, Perú, Email:</w:t>
       </w:r>
       <w:r>
         <w:t xml:space="preserve"> </w:t>
       </w:r>
-      <w:hyperlink r:id="rId23">
+      <w:hyperlink r:id="rId25">
         <w:r>
           <w:rPr>
             <w:rStyle w:val="Hyperlink"/>
@@ -187,8 +187,8 @@
         <w:br w:type="page"/>
       </w:r>
     </w:p>
-    <w:bookmarkEnd w:id="24"/>
-    <w:bookmarkStart w:id="25" w:name="abstract"/>
+    <w:bookmarkEnd w:id="26"/>
+    <w:bookmarkStart w:id="27" w:name="abstract"/>
     <w:p>
       <w:pPr>
         <w:pStyle w:val="Heading1"/>
@@ -225,8 +225,8 @@
         <w:br w:type="page"/>
       </w:r>
     </w:p>
-    <w:bookmarkEnd w:id="25"/>
-    <w:bookmarkStart w:id="26" w:name="firstheader"/>
+    <w:bookmarkEnd w:id="27"/>
+    <w:bookmarkStart w:id="28" w:name="firstheader"/>
     <w:p>
       <w:pPr>
         <w:pStyle w:val="Heading1"/>
@@ -235,8 +235,8 @@
         <w:t xml:space="preserve">Recursos para traducción y corrección textos</w:t>
       </w:r>
     </w:p>
-    <w:bookmarkEnd w:id="26"/>
-    <w:bookmarkStart w:id="51" w:name="a-todos-los-investigadores-y-estudiantes"/>
+    <w:bookmarkEnd w:id="28"/>
+    <w:bookmarkStart w:id="53" w:name="a-todos-los-investigadores-y-estudiantes"/>
     <w:p>
       <w:pPr>
         <w:pStyle w:val="Heading1"/>
@@ -253,7 +253,7 @@
         <w:t xml:space="preserve">En el ámbito académico y de investigación, la precisión de la traducción es crucial. Google Translate, aunque útil, a menudo traduce frases largas de manera literal, es decir, palabra por palabra, lo que puede llevar a errores de interpretación. Por ello, eh recopilado una lista de recursos más eficaces para ayudarte a traducir con mayor exactitud, corregir gramática y encontrar sinónimos.</w:t>
       </w:r>
     </w:p>
-    <w:bookmarkStart w:id="33" w:name="sitios-web-de-traducción-no-literal"/>
+    <w:bookmarkStart w:id="35" w:name="sitios-web-de-traducción-no-literal"/>
     <w:p>
       <w:pPr>
         <w:pStyle w:val="Heading2"/>
@@ -278,7 +278,7 @@
           <w:numId w:val="1001"/>
         </w:numPr>
       </w:pPr>
-      <w:hyperlink r:id="rId27">
+      <w:hyperlink r:id="rId29">
         <w:r>
           <w:rPr>
             <w:rStyle w:val="Hyperlink"/>
@@ -295,7 +295,7 @@
           <w:numId w:val="1001"/>
         </w:numPr>
       </w:pPr>
-      <w:hyperlink r:id="rId28">
+      <w:hyperlink r:id="rId30">
         <w:r>
           <w:rPr>
             <w:rStyle w:val="Hyperlink"/>
@@ -312,7 +312,7 @@
           <w:numId w:val="1001"/>
         </w:numPr>
       </w:pPr>
-      <w:hyperlink r:id="rId29">
+      <w:hyperlink r:id="rId31">
         <w:r>
           <w:rPr>
             <w:rStyle w:val="Hyperlink"/>
@@ -329,7 +329,7 @@
           <w:numId w:val="1001"/>
         </w:numPr>
       </w:pPr>
-      <w:hyperlink r:id="rId30">
+      <w:hyperlink r:id="rId32">
         <w:r>
           <w:rPr>
             <w:rStyle w:val="Hyperlink"/>
@@ -346,7 +346,7 @@
           <w:numId w:val="1001"/>
         </w:numPr>
       </w:pPr>
-      <w:hyperlink r:id="rId31">
+      <w:hyperlink r:id="rId33">
         <w:r>
           <w:rPr>
             <w:rStyle w:val="Hyperlink"/>
@@ -363,7 +363,7 @@
           <w:numId w:val="1001"/>
         </w:numPr>
       </w:pPr>
-      <w:hyperlink r:id="rId32">
+      <w:hyperlink r:id="rId34">
         <w:r>
           <w:rPr>
             <w:rStyle w:val="Hyperlink"/>
@@ -372,8 +372,8 @@
         </w:r>
       </w:hyperlink>
     </w:p>
-    <w:bookmarkEnd w:id="33"/>
-    <w:bookmarkStart w:id="38" w:name="sitios-web-para-corrección-y-gramática"/>
+    <w:bookmarkEnd w:id="35"/>
+    <w:bookmarkStart w:id="40" w:name="sitios-web-para-corrección-y-gramática"/>
     <w:p>
       <w:pPr>
         <w:pStyle w:val="Heading2"/>
@@ -398,7 +398,7 @@
           <w:numId w:val="1002"/>
         </w:numPr>
       </w:pPr>
-      <w:hyperlink r:id="rId34">
+      <w:hyperlink r:id="rId36">
         <w:r>
           <w:rPr>
             <w:rStyle w:val="Hyperlink"/>
@@ -415,7 +415,7 @@
           <w:numId w:val="1002"/>
         </w:numPr>
       </w:pPr>
-      <w:hyperlink r:id="rId35">
+      <w:hyperlink r:id="rId37">
         <w:r>
           <w:rPr>
             <w:rStyle w:val="Hyperlink"/>
@@ -432,7 +432,7 @@
           <w:numId w:val="1002"/>
         </w:numPr>
       </w:pPr>
-      <w:hyperlink r:id="rId27">
+      <w:hyperlink r:id="rId29">
         <w:r>
           <w:rPr>
             <w:rStyle w:val="Hyperlink"/>
@@ -449,7 +449,7 @@
           <w:numId w:val="1002"/>
         </w:numPr>
       </w:pPr>
-      <w:hyperlink r:id="rId36">
+      <w:hyperlink r:id="rId38">
         <w:r>
           <w:rPr>
             <w:rStyle w:val="Hyperlink"/>
@@ -466,7 +466,7 @@
           <w:numId w:val="1002"/>
         </w:numPr>
       </w:pPr>
-      <w:hyperlink r:id="rId37">
+      <w:hyperlink r:id="rId39">
         <w:r>
           <w:rPr>
             <w:rStyle w:val="Hyperlink"/>
@@ -475,8 +475,8 @@
         </w:r>
       </w:hyperlink>
     </w:p>
-    <w:bookmarkEnd w:id="38"/>
-    <w:bookmarkStart w:id="41" w:name="sitios-web-para-significados-y-sinónimos"/>
+    <w:bookmarkEnd w:id="40"/>
+    <w:bookmarkStart w:id="43" w:name="sitios-web-para-significados-y-sinónimos"/>
     <w:p>
       <w:pPr>
         <w:pStyle w:val="Heading2"/>
@@ -501,7 +501,7 @@
           <w:numId w:val="1003"/>
         </w:numPr>
       </w:pPr>
-      <w:hyperlink r:id="rId39">
+      <w:hyperlink r:id="rId41">
         <w:r>
           <w:rPr>
             <w:rStyle w:val="Hyperlink"/>
@@ -518,7 +518,7 @@
           <w:numId w:val="1003"/>
         </w:numPr>
       </w:pPr>
-      <w:hyperlink r:id="rId40">
+      <w:hyperlink r:id="rId42">
         <w:r>
           <w:rPr>
             <w:rStyle w:val="Hyperlink"/>
@@ -527,8 +527,8 @@
         </w:r>
       </w:hyperlink>
     </w:p>
-    <w:bookmarkEnd w:id="41"/>
-    <w:bookmarkStart w:id="44" w:name="X0979b513ce5c24322dca2bd5effc9bde159f79a"/>
+    <w:bookmarkEnd w:id="43"/>
+    <w:bookmarkStart w:id="46" w:name="X0979b513ce5c24322dca2bd5effc9bde159f79a"/>
     <w:p>
       <w:pPr>
         <w:pStyle w:val="Heading2"/>
@@ -553,7 +553,7 @@
           <w:numId w:val="1004"/>
         </w:numPr>
       </w:pPr>
-      <w:hyperlink r:id="rId42">
+      <w:hyperlink r:id="rId44">
         <w:r>
           <w:rPr>
             <w:rStyle w:val="Hyperlink"/>
@@ -576,7 +576,7 @@
           <w:numId w:val="1004"/>
         </w:numPr>
       </w:pPr>
-      <w:hyperlink r:id="rId29">
+      <w:hyperlink r:id="rId31">
         <w:r>
           <w:rPr>
             <w:rStyle w:val="Hyperlink"/>
@@ -599,7 +599,7 @@
           <w:numId w:val="1004"/>
         </w:numPr>
       </w:pPr>
-      <w:hyperlink r:id="rId32">
+      <w:hyperlink r:id="rId34">
         <w:r>
           <w:rPr>
             <w:rStyle w:val="Hyperlink"/>
@@ -616,7 +616,7 @@
           <w:numId w:val="1004"/>
         </w:numPr>
       </w:pPr>
-      <w:hyperlink r:id="rId30">
+      <w:hyperlink r:id="rId32">
         <w:r>
           <w:rPr>
             <w:rStyle w:val="Hyperlink"/>
@@ -633,7 +633,7 @@
           <w:numId w:val="1004"/>
         </w:numPr>
       </w:pPr>
-      <w:hyperlink r:id="rId28">
+      <w:hyperlink r:id="rId30">
         <w:r>
           <w:rPr>
             <w:rStyle w:val="Hyperlink"/>
@@ -650,7 +650,7 @@
           <w:numId w:val="1004"/>
         </w:numPr>
       </w:pPr>
-      <w:hyperlink r:id="rId43">
+      <w:hyperlink r:id="rId45">
         <w:r>
           <w:rPr>
             <w:rStyle w:val="Hyperlink"/>
@@ -673,7 +673,7 @@
           <w:numId w:val="1004"/>
         </w:numPr>
       </w:pPr>
-      <w:hyperlink r:id="rId36">
+      <w:hyperlink r:id="rId38">
         <w:r>
           <w:rPr>
             <w:rStyle w:val="Hyperlink"/>
@@ -690,7 +690,7 @@
           <w:numId w:val="1004"/>
         </w:numPr>
       </w:pPr>
-      <w:hyperlink r:id="rId35">
+      <w:hyperlink r:id="rId37">
         <w:r>
           <w:rPr>
             <w:rStyle w:val="Hyperlink"/>
@@ -699,8 +699,8 @@
         </w:r>
       </w:hyperlink>
     </w:p>
-    <w:bookmarkEnd w:id="44"/>
-    <w:bookmarkStart w:id="48" w:name="sitios-para-corregir-la-escritura"/>
+    <w:bookmarkEnd w:id="46"/>
+    <w:bookmarkStart w:id="50" w:name="sitios-para-corregir-la-escritura"/>
     <w:p>
       <w:pPr>
         <w:pStyle w:val="Heading2"/>
@@ -725,7 +725,7 @@
           <w:numId w:val="1005"/>
         </w:numPr>
       </w:pPr>
-      <w:hyperlink r:id="rId45">
+      <w:hyperlink r:id="rId47">
         <w:r>
           <w:rPr>
             <w:rStyle w:val="Hyperlink"/>
@@ -742,7 +742,7 @@
           <w:numId w:val="1005"/>
         </w:numPr>
       </w:pPr>
-      <w:hyperlink r:id="rId46">
+      <w:hyperlink r:id="rId48">
         <w:r>
           <w:rPr>
             <w:rStyle w:val="Hyperlink"/>
@@ -759,7 +759,7 @@
           <w:numId w:val="1005"/>
         </w:numPr>
       </w:pPr>
-      <w:hyperlink r:id="rId47">
+      <w:hyperlink r:id="rId49">
         <w:r>
           <w:rPr>
             <w:rStyle w:val="Hyperlink"/>
@@ -768,8 +768,8 @@
         </w:r>
       </w:hyperlink>
     </w:p>
-    <w:bookmarkEnd w:id="48"/>
-    <w:bookmarkStart w:id="50" w:name="diccionario-multilingüe"/>
+    <w:bookmarkEnd w:id="50"/>
+    <w:bookmarkStart w:id="52" w:name="diccionario-multilingüe"/>
     <w:p>
       <w:pPr>
         <w:pStyle w:val="Heading2"/>
@@ -794,7 +794,7 @@
           <w:numId w:val="1006"/>
         </w:numPr>
       </w:pPr>
-      <w:hyperlink r:id="rId49">
+      <w:hyperlink r:id="rId51">
         <w:r>
           <w:rPr>
             <w:rStyle w:val="Hyperlink"/>
@@ -811,9 +811,9 @@
         <w:t xml:space="preserve">Esperamos que estos recursos te ayuden a mejorar tus traducciones y escritos, facilitando tu labor académica y de investigación.</w:t>
       </w:r>
     </w:p>
-    <w:bookmarkEnd w:id="50"/>
-    <w:bookmarkEnd w:id="51"/>
-    <w:bookmarkStart w:id="62" w:name="publicaciones-similares"/>
+    <w:bookmarkEnd w:id="52"/>
+    <w:bookmarkEnd w:id="53"/>
+    <w:bookmarkStart w:id="68" w:name="publicaciones-similares"/>
     <w:p>
       <w:pPr>
         <w:pStyle w:val="Heading1"/>
@@ -838,11 +838,11 @@
           <w:numId w:val="1007"/>
         </w:numPr>
       </w:pPr>
-      <w:hyperlink r:id="rId52"/>
+      <w:hyperlink r:id="rId54"/>
       <w:r>
         <w:t xml:space="preserve"> </w:t>
       </w:r>
-      <w:hyperlink r:id="rId53">
+      <w:hyperlink r:id="rId55">
         <w:r>
           <w:rPr>
             <w:rStyle w:val="Hyperlink"/>
@@ -859,11 +859,11 @@
           <w:numId w:val="1007"/>
         </w:numPr>
       </w:pPr>
-      <w:hyperlink r:id="rId54"/>
+      <w:hyperlink r:id="rId56"/>
       <w:r>
         <w:t xml:space="preserve"> </w:t>
       </w:r>
-      <w:hyperlink r:id="rId55">
+      <w:hyperlink r:id="rId57">
         <w:r>
           <w:rPr>
             <w:rStyle w:val="Hyperlink"/>
@@ -880,11 +880,11 @@
           <w:numId w:val="1007"/>
         </w:numPr>
       </w:pPr>
-      <w:hyperlink r:id="rId56"/>
+      <w:hyperlink r:id="rId58"/>
       <w:r>
         <w:t xml:space="preserve"> </w:t>
       </w:r>
-      <w:hyperlink r:id="rId57">
+      <w:hyperlink r:id="rId59">
         <w:r>
           <w:rPr>
             <w:rStyle w:val="Hyperlink"/>
@@ -901,11 +901,11 @@
           <w:numId w:val="1007"/>
         </w:numPr>
       </w:pPr>
-      <w:hyperlink r:id="rId58"/>
+      <w:hyperlink r:id="rId60"/>
       <w:r>
         <w:t xml:space="preserve"> </w:t>
       </w:r>
-      <w:hyperlink r:id="rId59">
+      <w:hyperlink r:id="rId61">
         <w:r>
           <w:rPr>
             <w:rStyle w:val="Hyperlink"/>
@@ -922,11 +922,11 @@
           <w:numId w:val="1007"/>
         </w:numPr>
       </w:pPr>
-      <w:hyperlink r:id="rId60"/>
+      <w:hyperlink r:id="rId62"/>
       <w:r>
         <w:t xml:space="preserve"> </w:t>
       </w:r>
-      <w:hyperlink r:id="rId61">
+      <w:hyperlink r:id="rId63">
         <w:r>
           <w:rPr>
             <w:rStyle w:val="Hyperlink"/>
@@ -937,20 +937,62 @@
     </w:p>
     <w:p>
       <w:pPr>
+        <w:pStyle w:val="Compact"/>
+        <w:numPr>
+          <w:ilvl w:val="0"/>
+          <w:numId w:val="1007"/>
+        </w:numPr>
+      </w:pPr>
+      <w:hyperlink r:id="rId64"/>
+      <w:r>
+        <w:t xml:space="preserve"> </w:t>
+      </w:r>
+      <w:hyperlink r:id="rId65">
+        <w:r>
+          <w:rPr>
+            <w:rStyle w:val="Hyperlink"/>
+          </w:rPr>
+          <w:t xml:space="preserve">Configuracion De Quarto Yml</w:t>
+        </w:r>
+      </w:hyperlink>
+    </w:p>
+    <w:p>
+      <w:pPr>
+        <w:pStyle w:val="Compact"/>
+        <w:numPr>
+          <w:ilvl w:val="0"/>
+          <w:numId w:val="1007"/>
+        </w:numPr>
+      </w:pPr>
+      <w:hyperlink r:id="rId66"/>
+      <w:r>
+        <w:t xml:space="preserve"> </w:t>
+      </w:r>
+      <w:hyperlink r:id="rId67">
+        <w:r>
+          <w:rPr>
+            <w:rStyle w:val="Hyperlink"/>
+          </w:rPr>
+          <w:t xml:space="preserve">Guia Practica De Metadata En Quarto</w:t>
+        </w:r>
+      </w:hyperlink>
+    </w:p>
+    <w:p>
+      <w:pPr>
         <w:pStyle w:val="FirstParagraph"/>
       </w:pPr>
       <w:r>
         <w:t xml:space="preserve">Esperamos que encuentres estas publicaciones igualmente interesantes y útiles. ¡Disfruta de la lectura!</w:t>
       </w:r>
     </w:p>
-    <w:bookmarkEnd w:id="62"/>
+    <w:bookmarkEnd w:id="68"/>
     <w:sectPr>
-      <w:headerReference r:id="rId9" w:type="even"/>
-      <w:headerReference r:id="rId11" w:type="default"/>
-      <w:footerReference r:id="rId14" w:type="even"/>
-      <w:footerReference r:id="rId13" w:type="default"/>
-      <w:headerReference r:id="rId10" w:type="first"/>
-      <w:footerReference r:id="rId12" w:type="first"/>
+      <w:headerReference r:id="rId8" w:type="even"/>
+      <w:headerReference r:id="rId9" w:type="default"/>
+      <w:footerReference r:id="rId10" w:type="even"/>
+      <w:footerReference r:id="rId11" w:type="default"/>
+      <w:headerReference r:id="rId12" w:type="first"/>
+      <w:footerReference r:id="rId13" w:type="first"/>
       <w:pgSz w:h="15840" w:w="12240"/>
       <w:pgMar w:bottom="1440" w:footer="720" w:gutter="0" w:header="720" w:left="1440" w:right="1440" w:top="1440"/>
       <w:cols w:space="720"/>
